--- a/Logbook.docx
+++ b/Logbook.docx
@@ -1085,7 +1085,1356 @@
           <w:sz-cs w:val="24"/>
           <w:b/>
         </w:rPr>
-        <w:t xml:space="preserve"/>
+        <w:t xml:space="preserve">18/1/2025</w:t>
+      </w:r>
+    </w:p>
+    <w:p>
+      <w:pPr>
+        <w:spacing w:after="331"/>
+      </w:pPr>
+      <w:r>
+        <w:rPr>
+          <w:rFonts w:ascii="Times" w:hAnsi="Times" w:cs="Times"/>
+          <w:sz w:val="24"/>
+          <w:sz-cs w:val="24"/>
+          <w:b/>
+        </w:rPr>
+        <w:t xml:space="preserve">Still working on the generalised code for a best coding practice, worked on the documentation and commenting of my project. </w:t>
+      </w:r>
+    </w:p>
+    <w:p>
+      <w:pPr>
+        <w:spacing w:after="331"/>
+      </w:pPr>
+      <w:r>
+        <w:rPr>
+          <w:rFonts w:ascii="Times" w:hAnsi="Times" w:cs="Times"/>
+          <w:sz w:val="24"/>
+          <w:sz-cs w:val="24"/>
+          <w:b/>
+        </w:rPr>
+        <w:t xml:space="preserve">I have made some progress with generalising the datasets and QWEN models. </w:t>
+      </w:r>
+    </w:p>
+    <w:p>
+      <w:pPr>
+        <w:spacing w:after="331"/>
+      </w:pPr>
+      <w:r>
+        <w:rPr>
+          <w:rFonts w:ascii="Times" w:hAnsi="Times" w:cs="Times"/>
+          <w:sz w:val="24"/>
+          <w:sz-cs w:val="24"/>
+          <w:b/>
+        </w:rPr>
+        <w:t xml:space="preserve">The workflow is a bit slow and ambiguous, when trying to understand machines from an emotion learning perspective, you can chase your own tail with leads on wrong clues. Machines don’t intentionally (are not programmed to) pick up emotions, but they pick up pieces and learn how to express themselves in a polite way and react when you write to them harshly. They learn this from cross validating numerous examples they come across, where there isn’t a law for emotions but in this big big scale of data, a pattern of emotions will strangely reveals itself. Just like when we humans try to learn how to behave in certain situations based on the examples we see in real life, so far I have came to the conclusion that most Machine Learning algorithms will pick this up, and my other conclusion is that, what I have talked about can be found anywhere with any data (even emotionless chunks of text will have an Omen stuck to them) and as you would imagine it’s a sea where any AI model will come across whether they like/want it or not. My research will give developers an insight about the type of  (emotional) data that their models are learning and they have no control over it and call it Bias. When my research is complete, I could express my findings using other model results and dig up a pattern that everyone ignores, a pattern that NEVER changes (only slightly with relevance to the situation). My main goal is to learn this pattern, the elements in data that is causing it, as well as the layers in which emotion learning is happening. </w:t>
+      </w:r>
+    </w:p>
+    <w:p>
+      <w:pPr>
+        <w:spacing w:after="331"/>
+      </w:pPr>
+      <w:r>
+        <w:rPr>
+          <w:rFonts w:ascii="Times" w:hAnsi="Times" w:cs="Times"/>
+          <w:sz w:val="24"/>
+          <w:sz-cs w:val="24"/>
+          <w:b/>
+        </w:rPr>
+        <w:t xml:space="preserve">08/2/2025</w:t>
+      </w:r>
+    </w:p>
+    <w:p>
+      <w:pPr>
+        <w:spacing w:after="331"/>
+      </w:pPr>
+      <w:r>
+        <w:rPr>
+          <w:rFonts w:ascii="Times" w:hAnsi="Times" w:cs="Times"/>
+          <w:sz w:val="24"/>
+          <w:sz-cs w:val="24"/>
+          <w:b/>
+        </w:rPr>
+        <w:t xml:space="preserve">Running the model and comparing the results</w:t>
+      </w:r>
+    </w:p>
+    <w:p>
+      <w:pPr>
+        <w:spacing w:after="331"/>
+      </w:pPr>
+      <w:r>
+        <w:rPr>
+          <w:rFonts w:ascii="Times" w:hAnsi="Times" w:cs="Times"/>
+          <w:sz w:val="24"/>
+          <w:sz-cs w:val="24"/>
+          <w:b/>
+        </w:rPr>
+        <w:t xml:space="preserve">I have compared several models and datasets, in order to find a pattern I can show. </w:t>
+      </w:r>
+    </w:p>
+    <w:p>
+      <w:pPr>
+        <w:spacing w:after="331"/>
+      </w:pPr>
+      <w:r>
+        <w:rPr>
+          <w:rFonts w:ascii="Times" w:hAnsi="Times" w:cs="Times"/>
+          <w:sz w:val="24"/>
+          <w:sz-cs w:val="24"/>
+          <w:b/>
+        </w:rPr>
+        <w:t xml:space="preserve">The overall progress of my work has been slowed, due to long runtimes and meaning less results. I am also struggling with my own health problems. </w:t>
+      </w:r>
+    </w:p>
+    <w:p>
+      <w:pPr>
+        <w:spacing w:after="331"/>
+      </w:pPr>
+      <w:r>
+        <w:rPr>
+          <w:rFonts w:ascii="Times" w:hAnsi="Times" w:cs="Times"/>
+          <w:sz w:val="24"/>
+          <w:sz-cs w:val="24"/>
+          <w:b/>
+        </w:rPr>
+        <w:t xml:space="preserve">18/2/2025</w:t>
+      </w:r>
+    </w:p>
+    <w:p>
+      <w:pPr>
+        <w:spacing w:after="331"/>
+      </w:pPr>
+      <w:r>
+        <w:rPr>
+          <w:rFonts w:ascii="Times" w:hAnsi="Times" w:cs="Times"/>
+          <w:sz w:val="24"/>
+          <w:sz-cs w:val="24"/>
+          <w:b/>
+        </w:rPr>
+        <w:t xml:space="preserve">Red some articles regarding my work, compared others work with my own. </w:t>
+      </w:r>
+    </w:p>
+    <w:p>
+      <w:pPr>
+        <w:spacing w:after="331"/>
+      </w:pPr>
+      <w:r>
+        <w:rPr>
+          <w:rFonts w:ascii="Times" w:hAnsi="Times" w:cs="Times"/>
+          <w:sz w:val="24"/>
+          <w:sz-cs w:val="24"/>
+          <w:b/>
+        </w:rPr>
+        <w:t xml:space="preserve">I haven’t found anyone working on the exact thing I’m working on,  I could be going the wrong way, but I won’t give up until I have tried everything. </w:t>
+      </w:r>
+    </w:p>
+    <w:p>
+      <w:pPr>
+        <w:spacing w:after="331"/>
+      </w:pPr>
+      <w:r>
+        <w:rPr>
+          <w:rFonts w:ascii="Times" w:hAnsi="Times" w:cs="Times"/>
+          <w:sz w:val="24"/>
+          <w:sz-cs w:val="24"/>
+          <w:b/>
+        </w:rPr>
+        <w:t xml:space="preserve">My outcome pace has dropped as we get closer to exam period, I’m also struggling with some mental health problems which are effecting the pace of my work. </w:t>
+      </w:r>
+    </w:p>
+    <w:p>
+      <w:pPr>
+        <w:spacing w:after="331"/>
+      </w:pPr>
+      <w:r>
+        <w:rPr>
+          <w:rFonts w:ascii="Times" w:hAnsi="Times" w:cs="Times"/>
+          <w:sz w:val="24"/>
+          <w:sz-cs w:val="24"/>
+          <w:b/>
+        </w:rPr>
+        <w:t xml:space="preserve">18/2/2025</w:t>
+      </w:r>
+    </w:p>
+    <w:p>
+      <w:pPr>
+        <w:spacing w:after="331"/>
+      </w:pPr>
+      <w:r>
+        <w:rPr>
+          <w:rFonts w:ascii="Times" w:hAnsi="Times" w:cs="Times"/>
+          <w:sz w:val="24"/>
+          <w:sz-cs w:val="24"/>
+          <w:b/>
+        </w:rPr>
+        <w:t xml:space="preserve">Red some articles regarding my work, compared others work with my own. </w:t>
+      </w:r>
+    </w:p>
+    <w:p>
+      <w:pPr>
+        <w:spacing w:after="331"/>
+      </w:pPr>
+      <w:r>
+        <w:rPr>
+          <w:rFonts w:ascii="Times" w:hAnsi="Times" w:cs="Times"/>
+          <w:sz w:val="24"/>
+          <w:sz-cs w:val="24"/>
+          <w:b/>
+        </w:rPr>
+        <w:t xml:space="preserve">I haven’t found anyone working on the exact thing I’m working on,  I could be going the wrong way, but I won’t give up until I have tried everything. </w:t>
+      </w:r>
+    </w:p>
+    <w:p>
+      <w:pPr>
+        <w:spacing w:after="331"/>
+      </w:pPr>
+      <w:r>
+        <w:rPr>
+          <w:rFonts w:ascii="Times" w:hAnsi="Times" w:cs="Times"/>
+          <w:sz w:val="24"/>
+          <w:sz-cs w:val="24"/>
+          <w:b/>
+        </w:rPr>
+        <w:t xml:space="preserve">My outcome pace has dropped as we get closer to exam period, I’m also struggling with some mental health problems which are effecting the pace of my work. </w:t>
+      </w:r>
+    </w:p>
+    <w:p>
+      <w:pPr>
+        <w:spacing w:after="331"/>
+      </w:pPr>
+      <w:r>
+        <w:rPr>
+          <w:rFonts w:ascii="Times" w:hAnsi="Times" w:cs="Times"/>
+          <w:sz w:val="24"/>
+          <w:sz-cs w:val="24"/>
+          <w:b/>
+        </w:rPr>
+        <w:t xml:space="preserve">20/2/2025</w:t>
+      </w:r>
+    </w:p>
+    <w:p>
+      <w:pPr>
+        <w:spacing w:after="331"/>
+      </w:pPr>
+      <w:r>
+        <w:rPr>
+          <w:rFonts w:ascii="Times" w:hAnsi="Times" w:cs="Times"/>
+          <w:sz w:val="24"/>
+          <w:sz-cs w:val="24"/>
+          <w:b/>
+        </w:rPr>
+        <w:t xml:space="preserve">Meeting with supervisor, instructions on what to do next, easier tasks given by supervisor and some ambiguities were resolved. </w:t>
+      </w:r>
+    </w:p>
+    <w:p>
+      <w:pPr>
+        <w:spacing w:after="331"/>
+      </w:pPr>
+      <w:r>
+        <w:rPr>
+          <w:rFonts w:ascii="Times" w:hAnsi="Times" w:cs="Times"/>
+          <w:sz w:val="24"/>
+          <w:sz-cs w:val="24"/>
+          <w:b/>
+        </w:rPr>
+        <w:t xml:space="preserve">After suggestion of supervisor on separating the hidden states, extract and probing them on an external storage to address the size limitations carved by hidden states of LLMs. </w:t>
+      </w:r>
+    </w:p>
+    <w:p>
+      <w:pPr>
+        <w:spacing w:after="331"/>
+      </w:pPr>
+      <w:r>
+        <w:rPr>
+          <w:rFonts w:ascii="Times" w:hAnsi="Times" w:cs="Times"/>
+          <w:sz w:val="24"/>
+          <w:sz-cs w:val="24"/>
+          <w:b/>
+        </w:rPr>
+        <w:t xml:space="preserve">I have understood the task given to me a little  better now, however I have only the right frame for processing datasets and probing LLMs; There are still some vague areas, specially on putting our finger down on the exact layer responsible for emotion learning. </w:t>
+      </w:r>
+    </w:p>
+    <w:p>
+      <w:pPr>
+        <w:spacing w:after="331"/>
+      </w:pPr>
+      <w:r>
+        <w:rPr>
+          <w:rFonts w:ascii="Times" w:hAnsi="Times" w:cs="Times"/>
+          <w:sz w:val="24"/>
+          <w:sz-cs w:val="24"/>
+          <w:b/>
+        </w:rPr>
+        <w:t xml:space="preserve">12/3/2025</w:t>
+      </w:r>
+    </w:p>
+    <w:p>
+      <w:pPr>
+        <w:spacing w:after="331"/>
+      </w:pPr>
+      <w:r>
+        <w:rPr>
+          <w:rFonts w:ascii="Times" w:hAnsi="Times" w:cs="Times"/>
+          <w:sz w:val="24"/>
+          <w:sz-cs w:val="24"/>
+          <w:b/>
+        </w:rPr>
+        <w:t xml:space="preserve">I have been working on a code for only giving a row of question from my dataset and extracting the hidden states of the froze model. I have had good progress but it’s the exam period and I have so many readings to do, influencing the pace of my work.</w:t>
+      </w:r>
+    </w:p>
+    <w:p>
+      <w:pPr>
+        <w:spacing w:after="331"/>
+      </w:pPr>
+      <w:r>
+        <w:rPr>
+          <w:rFonts w:ascii="Times" w:hAnsi="Times" w:cs="Times"/>
+          <w:sz w:val="24"/>
+          <w:sz-cs w:val="24"/>
+          <w:b/>
+        </w:rPr>
+        <w:t xml:space="preserve">I have a new Jupyter notebook file which can extract the hidden states of any model and dataset (still working on the generalisation), this could put me ahead by ages. </w:t>
+      </w:r>
+    </w:p>
+    <w:p>
+      <w:pPr>
+        <w:spacing w:after="331"/>
+      </w:pPr>
+      <w:r>
+        <w:rPr>
+          <w:rFonts w:ascii="Times" w:hAnsi="Times" w:cs="Times"/>
+          <w:sz w:val="24"/>
+          <w:sz-cs w:val="24"/>
+          <w:b/>
+        </w:rPr>
+        <w:t xml:space="preserve">Even though I am making progress but the mental and physical strains on my mind are giving out, I have continuous headaches not from working on the project or reading a couple of papers and lecture notes. I feel like there is a more fundamental memory issue that I have and need to get it checked. </w:t>
+      </w:r>
+    </w:p>
+    <w:p>
+      <w:pPr>
+        <w:spacing w:after="331"/>
+      </w:pPr>
+      <w:r>
+        <w:rPr>
+          <w:rFonts w:ascii="Times" w:hAnsi="Times" w:cs="Times"/>
+          <w:sz w:val="24"/>
+          <w:sz-cs w:val="24"/>
+          <w:b/>
+        </w:rPr>
+        <w:t xml:space="preserve">23/4/2025</w:t>
+      </w:r>
+    </w:p>
+    <w:p>
+      <w:pPr>
+        <w:spacing w:after="331"/>
+      </w:pPr>
+      <w:r>
+        <w:rPr>
+          <w:rFonts w:ascii="Times" w:hAnsi="Times" w:cs="Times"/>
+          <w:sz w:val="24"/>
+          <w:sz-cs w:val="24"/>
+          <w:b/>
+        </w:rPr>
+        <w:t xml:space="preserve">I have applied for an interruption of studies, the headaches keep getting worse and not a guarantee anymore if I’ll be able to finish my final year in uni. I have talked things over with Welfare and Student mental health services, got diagnosed by a few doctors and professionals, they weren’t able to tell me anything new about my condition</w:t>
+      </w:r>
+      <w:r>
+        <w:rPr>
+          <w:rFonts w:ascii="Times" w:hAnsi="Times" w:cs="Times"/>
+          <w:sz w:val="24"/>
+          <w:sz-cs w:val="24"/>
+          <w:b/>
+          <w:u w:val="single"/>
+        </w:rPr>
+        <w:t xml:space="preserve"> but verified that my problem is growing and getting worse. </w:t>
+      </w:r>
+      <w:r>
+        <w:rPr>
+          <w:rFonts w:ascii="Times" w:hAnsi="Times" w:cs="Times"/>
+          <w:sz w:val="24"/>
+          <w:sz-cs w:val="24"/>
+          <w:b/>
+        </w:rPr>
+        <w:t xml:space="preserve"/>
+      </w:r>
+    </w:p>
+    <w:p>
+      <w:pPr>
+        <w:spacing w:after="331"/>
+      </w:pPr>
+      <w:r>
+        <w:rPr>
+          <w:rFonts w:ascii="Times" w:hAnsi="Times" w:cs="Times"/>
+          <w:sz w:val="24"/>
+          <w:sz-cs w:val="24"/>
+          <w:b/>
+        </w:rPr>
+        <w:t xml:space="preserve">I am so disappointed that I couldn’t work on my project along the pain, it sounds like something I do. However, when there is a serious problem growing its roots to your core, it’s also a wise decision to step back and wait. </w:t>
+      </w:r>
+    </w:p>
+    <w:p>
+      <w:pPr>
+        <w:spacing w:after="331"/>
+      </w:pPr>
+      <w:r>
+        <w:rPr>
+          <w:rFonts w:ascii="Times" w:hAnsi="Times" w:cs="Times"/>
+          <w:sz w:val="24"/>
+          <w:sz-cs w:val="24"/>
+          <w:b/>
+        </w:rPr>
+        <w:t xml:space="preserve">I have searched for a medical roadmap in my own country, right now it’s the best course of action for someone with my condition.  </w:t>
+      </w:r>
+    </w:p>
+    <w:p>
+      <w:pPr>
+        <w:spacing w:after="331"/>
+      </w:pPr>
+      <w:r>
+        <w:rPr>
+          <w:rFonts w:ascii="Times" w:hAnsi="Times" w:cs="Times"/>
+          <w:sz w:val="24"/>
+          <w:sz-cs w:val="24"/>
+          <w:b/>
+        </w:rPr>
+        <w:t xml:space="preserve">28/5/2025</w:t>
+      </w:r>
+    </w:p>
+    <w:p>
+      <w:pPr>
+        <w:spacing w:after="331"/>
+      </w:pPr>
+      <w:r>
+        <w:rPr>
+          <w:rFonts w:ascii="Times" w:hAnsi="Times" w:cs="Times"/>
+          <w:sz w:val="24"/>
+          <w:sz-cs w:val="24"/>
+          <w:b/>
+        </w:rPr>
+        <w:t xml:space="preserve">I have bought my tickets and got my new passport, I’m going back to my own country. </w:t>
+      </w:r>
+    </w:p>
+    <w:p>
+      <w:pPr>
+        <w:spacing w:after="331"/>
+      </w:pPr>
+      <w:r>
+        <w:rPr>
+          <w:rFonts w:ascii="Times" w:hAnsi="Times" w:cs="Times"/>
+          <w:sz w:val="24"/>
+          <w:sz-cs w:val="24"/>
+          <w:b/>
+        </w:rPr>
+        <w:t xml:space="preserve">I have bought my tickets and got my new passport, I’m going back to my own country. </w:t>
+      </w:r>
+    </w:p>
+    <w:p>
+      <w:pPr>
+        <w:spacing w:after="331"/>
+      </w:pPr>
+      <w:r>
+        <w:rPr>
+          <w:rFonts w:ascii="Times" w:hAnsi="Times" w:cs="Times"/>
+          <w:sz w:val="24"/>
+          <w:sz-cs w:val="24"/>
+          <w:b/>
+        </w:rPr>
+        <w:t xml:space="preserve">Hopefully, I will keep updated with my project, trial and errors as well as unending academic questions raised by my project. </w:t>
+      </w:r>
+    </w:p>
+    <w:p>
+      <w:pPr>
+        <w:spacing w:after="331"/>
+      </w:pPr>
+      <w:r>
+        <w:rPr>
+          <w:rFonts w:ascii="Times" w:hAnsi="Times" w:cs="Times"/>
+          <w:sz w:val="24"/>
+          <w:sz-cs w:val="24"/>
+          <w:b/>
+        </w:rPr>
+        <w:t xml:space="preserve">28/5/2025</w:t>
+      </w:r>
+    </w:p>
+    <w:p>
+      <w:pPr>
+        <w:spacing w:after="331"/>
+      </w:pPr>
+      <w:r>
+        <w:rPr>
+          <w:rFonts w:ascii="Times" w:hAnsi="Times" w:cs="Times"/>
+          <w:sz w:val="24"/>
+          <w:sz-cs w:val="24"/>
+          <w:b/>
+        </w:rPr>
+        <w:t xml:space="preserve">I have bought my tickets and got my new passport, I’m going back to my own country. </w:t>
+      </w:r>
+    </w:p>
+    <w:p>
+      <w:pPr>
+        <w:spacing w:after="331"/>
+      </w:pPr>
+      <w:r>
+        <w:rPr>
+          <w:rFonts w:ascii="Times" w:hAnsi="Times" w:cs="Times"/>
+          <w:sz w:val="24"/>
+          <w:sz-cs w:val="24"/>
+          <w:b/>
+        </w:rPr>
+        <w:t xml:space="preserve">I have bought my tickets and got my new passport, I’m going back to my own country. </w:t>
+      </w:r>
+    </w:p>
+    <w:p>
+      <w:pPr>
+        <w:spacing w:after="331"/>
+      </w:pPr>
+      <w:r>
+        <w:rPr>
+          <w:rFonts w:ascii="Times" w:hAnsi="Times" w:cs="Times"/>
+          <w:sz w:val="24"/>
+          <w:sz-cs w:val="24"/>
+          <w:b/>
+        </w:rPr>
+        <w:t xml:space="preserve">Hopefully, I will keep updated with my project, trial and errors as well as unending academic questions raised by my project. </w:t>
+      </w:r>
+    </w:p>
+    <w:p>
+      <w:pPr>
+        <w:spacing w:after="331"/>
+      </w:pPr>
+      <w:r>
+        <w:rPr>
+          <w:rFonts w:ascii="Times" w:hAnsi="Times" w:cs="Times"/>
+          <w:sz w:val="24"/>
+          <w:sz-cs w:val="24"/>
+          <w:b/>
+        </w:rPr>
+        <w:t xml:space="preserve">——————————————————————————————————————————</w:t>
+      </w:r>
+    </w:p>
+    <w:p>
+      <w:pPr>
+        <w:spacing w:after="331"/>
+      </w:pPr>
+      <w:r>
+        <w:rPr>
+          <w:rFonts w:ascii="Times" w:hAnsi="Times" w:cs="Times"/>
+          <w:sz w:val="24"/>
+          <w:sz-cs w:val="24"/>
+          <w:b/>
+        </w:rPr>
+        <w:t xml:space="preserve">12/4/2026</w:t>
+      </w:r>
+    </w:p>
+    <w:p>
+      <w:pPr>
+        <w:spacing w:after="331"/>
+      </w:pPr>
+      <w:r>
+        <w:rPr>
+          <w:rFonts w:ascii="Times" w:hAnsi="Times" w:cs="Times"/>
+          <w:sz w:val="24"/>
+          <w:sz-cs w:val="24"/>
+          <w:b/>
+        </w:rPr>
+        <w:t xml:space="preserve">After about a year of different treatment methods, I managed to get back to my studies, enrolling in a university and find a job I can grow in. I have been distant from my project and studies in Exeter university as I had other work, research and studying to do. The fact that I forgot about how time consuming and hard this project is and with network and storage limitations in my country it was and still is practically impossible to load a new model and extract it’s hidden states. </w:t>
+      </w:r>
+    </w:p>
+    <w:p>
+      <w:pPr>
+        <w:spacing w:after="331"/>
+      </w:pPr>
+      <w:r>
+        <w:rPr>
+          <w:rFonts w:ascii="Times" w:hAnsi="Times" w:cs="Times"/>
+          <w:sz w:val="24"/>
+          <w:sz-cs w:val="24"/>
+          <w:b/>
+        </w:rPr>
+        <w:t xml:space="preserve">Even still, I will try to get back to my project and studies along my work and other university research I’m committed t. </w:t>
+      </w:r>
+    </w:p>
+    <w:p>
+      <w:pPr>
+        <w:spacing w:after="331"/>
+      </w:pPr>
+      <w:r>
+        <w:rPr>
+          <w:rFonts w:ascii="Times" w:hAnsi="Times" w:cs="Times"/>
+          <w:sz w:val="24"/>
+          <w:sz-cs w:val="24"/>
+          <w:b/>
+        </w:rPr>
+        <w:t xml:space="preserve">I have been distant from this project and generally Large Language Models for months, however I’m getting back to game, there are new methods, algorithms and technologies which will have to be overviewed to refine the result of this project. </w:t>
+      </w:r>
+    </w:p>
+    <w:p>
+      <w:pPr>
+        <w:spacing w:after="331"/>
+      </w:pPr>
+      <w:r>
+        <w:rPr>
+          <w:rFonts w:ascii="Times" w:hAnsi="Times" w:cs="Times"/>
+          <w:sz w:val="24"/>
+          <w:sz-cs w:val="24"/>
+          <w:b/>
+        </w:rPr>
+        <w:t xml:space="preserve">03/5/2026</w:t>
+      </w:r>
+    </w:p>
+    <w:p>
+      <w:pPr>
+        <w:spacing w:after="331"/>
+      </w:pPr>
+      <w:r>
+        <w:rPr>
+          <w:rFonts w:ascii="Times" w:hAnsi="Times" w:cs="Times"/>
+          <w:sz w:val="24"/>
+          <w:sz-cs w:val="24"/>
+          <w:b/>
+        </w:rPr>
+        <w:t xml:space="preserve">I have been reading articles and exploring new aspects of the machine learning and AI in general. I have made a few python scripts for my project, but they are not all that useful or best coding practice. </w:t>
+      </w:r>
+    </w:p>
+    <w:p>
+      <w:pPr>
+        <w:spacing w:after="331"/>
+      </w:pPr>
+      <w:r>
+        <w:rPr>
+          <w:rFonts w:ascii="Times" w:hAnsi="Times" w:cs="Times"/>
+          <w:sz w:val="24"/>
+          <w:sz-cs w:val="24"/>
+          <w:b/>
+        </w:rPr>
+        <w:t xml:space="preserve">I have managed to pull myself together and focus my attention on this project in my spare time. </w:t>
+      </w:r>
+    </w:p>
+    <w:p>
+      <w:pPr>
+        <w:spacing w:after="331"/>
+      </w:pPr>
+      <w:r>
+        <w:rPr>
+          <w:rFonts w:ascii="Times" w:hAnsi="Times" w:cs="Times"/>
+          <w:sz w:val="24"/>
+          <w:sz-cs w:val="24"/>
+          <w:b/>
+        </w:rPr>
+        <w:t xml:space="preserve">I have enrolled in a university in my country and I spend my days at my current job, this leads me little time to work on this project in depth, but a consistent update is better than an in-depth and separated efforts.  </w:t>
+      </w:r>
+    </w:p>
+    <w:p>
+      <w:pPr>
+        <w:spacing w:after="331"/>
+      </w:pPr>
+      <w:r>
+        <w:rPr>
+          <w:rFonts w:ascii="Times" w:hAnsi="Times" w:cs="Times"/>
+          <w:sz w:val="24"/>
+          <w:sz-cs w:val="24"/>
+          <w:b/>
+        </w:rPr>
+        <w:t xml:space="preserve">26/5/2026</w:t>
+      </w:r>
+    </w:p>
+    <w:p>
+      <w:pPr>
+        <w:spacing w:after="331"/>
+      </w:pPr>
+      <w:r>
+        <w:rPr>
+          <w:rFonts w:ascii="Times" w:hAnsi="Times" w:cs="Times"/>
+          <w:sz w:val="24"/>
+          <w:sz-cs w:val="24"/>
+          <w:b/>
+        </w:rPr>
+        <w:t xml:space="preserve">I have re visited the previous codes I have written and tried to write something similar for other models, I have been freeing up space on my computer and I have bought a 2Tb external hard drive so I could store the hidden states in an. External storage. </w:t>
+      </w:r>
+    </w:p>
+    <w:p>
+      <w:pPr>
+        <w:spacing w:after="331"/>
+      </w:pPr>
+      <w:r>
+        <w:rPr>
+          <w:rFonts w:ascii="Times" w:hAnsi="Times" w:cs="Times"/>
+          <w:sz w:val="24"/>
+          <w:sz-cs w:val="24"/>
+          <w:b/>
+        </w:rPr>
+        <w:t xml:space="preserve">Even though I managed to almost solve my space complexity, I still struggle with internet issues, the speed and price of internet for large downloads or data transfers (like downloading the model itself) happen to be extremely deficient, as if this is a forbidden action I’m trying to perform under Iranian servers. </w:t>
+      </w:r>
+    </w:p>
+    <w:p>
+      <w:pPr>
+        <w:spacing w:after="331"/>
+      </w:pPr>
+      <w:r>
+        <w:rPr>
+          <w:rFonts w:ascii="Times" w:hAnsi="Times" w:cs="Times"/>
+          <w:sz w:val="24"/>
+          <w:sz-cs w:val="24"/>
+          <w:b/>
+        </w:rPr>
+        <w:t xml:space="preserve">I’m planning on doing some of my downloads on my workplace, I have permission from my employer and should be fine to download the models (since I have to do this with a VPN it’s turning into a nightmare to succeed). Once I figure out the best course of actions for obtaining the hidden states of these models, I can start my analysis stage where it should get a little bit more exciting. </w:t>
+      </w:r>
+    </w:p>
+    <w:p>
+      <w:pPr>
+        <w:spacing w:after="331"/>
+      </w:pPr>
+      <w:r>
+        <w:rPr>
+          <w:rFonts w:ascii="Times" w:hAnsi="Times" w:cs="Times"/>
+          <w:sz w:val="24"/>
+          <w:sz-cs w:val="24"/>
+          <w:b/>
+        </w:rPr>
+        <w:t xml:space="preserve"/>
+      </w:r>
+    </w:p>
+    <w:p>
+      <w:pPr>
+        <w:spacing w:after="331"/>
+      </w:pPr>
+      <w:r>
+        <w:rPr>
+          <w:rFonts w:ascii="Times" w:hAnsi="Times" w:cs="Times"/>
+          <w:sz w:val="24"/>
+          <w:sz-cs w:val="24"/>
+          <w:b/>
+        </w:rPr>
+        <w:t xml:space="preserve">22/6/2026</w:t>
+      </w:r>
+    </w:p>
+    <w:p>
+      <w:pPr>
+        <w:spacing w:after="331"/>
+      </w:pPr>
+      <w:r>
+        <w:rPr>
+          <w:rFonts w:ascii="Times" w:hAnsi="Times" w:cs="Times"/>
+          <w:sz w:val="24"/>
+          <w:sz-cs w:val="24"/>
+          <w:b/>
+        </w:rPr>
+        <w:t xml:space="preserve">Red articles, performed analysis on the data, revisited the specification for this project, including my own paper on the specification and of the question, to understand to what extend I have to research and develop my project, since my country has been in war up until now, my communication link with my supervisor has been cut, so it has been a little difficult to find the correct path. </w:t>
+      </w:r>
+    </w:p>
+    <w:p>
+      <w:pPr>
+        <w:spacing w:after="331"/>
+      </w:pPr>
+      <w:r>
+        <w:rPr>
+          <w:rFonts w:ascii="Times" w:hAnsi="Times" w:cs="Times"/>
+          <w:sz w:val="24"/>
+          <w:sz-cs w:val="24"/>
+          <w:b/>
+        </w:rPr>
+        <w:t xml:space="preserve">Although I have made some progress, the past year has been extremely difficult for the progression of this project, even if I don’t talk about war, internet cuts and continuous horrible internet speed, not to mention the filtering of academic sites. </w:t>
+      </w:r>
+    </w:p>
+    <w:p>
+      <w:pPr>
+        <w:spacing w:after="331"/>
+      </w:pPr>
+      <w:r>
+        <w:rPr>
+          <w:rFonts w:ascii="Times" w:hAnsi="Times" w:cs="Times"/>
+          <w:sz w:val="24"/>
+          <w:sz-cs w:val="24"/>
+          <w:b/>
+        </w:rPr>
+        <w:t xml:space="preserve">I’m running out of options to essentially progress with the workflow of this project, the internet speed is like a cruel joke for what I’m trying to do. </w:t>
+      </w:r>
+    </w:p>
+    <w:p>
+      <w:pPr>
+        <w:spacing w:after="331"/>
+      </w:pPr>
+      <w:r>
+        <w:rPr>
+          <w:rFonts w:ascii="Times" w:hAnsi="Times" w:cs="Times"/>
+          <w:sz w:val="24"/>
+          <w:sz-cs w:val="24"/>
+          <w:b/>
+        </w:rPr>
+        <w:t xml:space="preserve">16/8/2026</w:t>
+      </w:r>
+    </w:p>
+    <w:p>
+      <w:pPr>
+        <w:spacing w:after="331"/>
+      </w:pPr>
+      <w:r>
+        <w:rPr>
+          <w:rFonts w:ascii="Times" w:hAnsi="Times" w:cs="Times"/>
+          <w:sz w:val="24"/>
+          <w:sz-cs w:val="24"/>
+          <w:b/>
+        </w:rPr>
+        <w:t xml:space="preserve">I have red a few interesting articles regarding my work, managed to create a better environment for handling my project needs, I have organised and cleaned the project folder, managed to create a unified json format for storing each call to the model hidden state and cull all the information regarding the hidden states like hyper parameters, different probes and tokenisation of words into a single json for ease of use by computer. </w:t>
+      </w:r>
+    </w:p>
+    <w:p>
+      <w:pPr>
+        <w:spacing w:after="331"/>
+      </w:pPr>
+      <w:r>
+        <w:rPr>
+          <w:rFonts w:ascii="Times" w:hAnsi="Times" w:cs="Times"/>
+          <w:sz w:val="24"/>
+          <w:sz-cs w:val="24"/>
+          <w:b/>
+        </w:rPr>
+        <w:t xml:space="preserve">I have managed to make some breakthroughs, even though I haven’t got any new results, I have organised and cleaned my environment, added comments and notes, cleaned the codes and explained them, cleaned up the printing formats and json files being saved, overall reduced the overhead of the data which made my code to run faster on overall. </w:t>
+      </w:r>
+    </w:p>
+    <w:p>
+      <w:pPr>
+        <w:spacing w:after="331"/>
+      </w:pPr>
+      <w:r>
+        <w:rPr>
+          <w:rFonts w:ascii="Times" w:hAnsi="Times" w:cs="Times"/>
+          <w:sz w:val="24"/>
+          <w:sz-cs w:val="24"/>
+          <w:b/>
+        </w:rPr>
+        <w:t xml:space="preserve">For further actions and planes, I have saved a few articles to read regarding my work, I will try to refine my folder and file structures in the spare times where the model is running on my computer (can’t say it has been easy nor efficient with all the processors busy, I can’t really use my laptop even for restructuring folders). My Main issue remains with the lack of proper internet speed and storage for hidden states, besides these my project should work, even with other models and datasets. I haven’t wrote much on my logbook either, whilst I’m woking on my project regularly, I don’t make much progress to write about, hence the time delay between the logs I wrote. I believe I’m using the logbook wrong and I should write down every small thing that I do and their consequences, at least this is what I have recently learned. I can make up for this from here on. </w:t>
+      </w:r>
+    </w:p>
+    <w:p>
+      <w:pPr>
+        <w:spacing w:after="331"/>
+      </w:pPr>
+      <w:r>
+        <w:rPr>
+          <w:rFonts w:ascii="Times" w:hAnsi="Times" w:cs="Times"/>
+          <w:sz w:val="24"/>
+          <w:sz-cs w:val="24"/>
+          <w:b/>
+        </w:rPr>
+        <w:t xml:space="preserve"/>
+      </w:r>
+    </w:p>
+    <w:p>
+      <w:pPr>
+        <w:spacing w:after="331"/>
+      </w:pPr>
+      <w:r>
+        <w:rPr>
+          <w:rFonts w:ascii="Times" w:hAnsi="Times" w:cs="Times"/>
+          <w:sz w:val="24"/>
+          <w:sz-cs w:val="24"/>
+          <w:b/>
+        </w:rPr>
+        <w:t xml:space="preserve">19/8/2026</w:t>
+      </w:r>
+    </w:p>
+    <w:p>
+      <w:pPr>
+        <w:spacing w:after="331"/>
+      </w:pPr>
+      <w:r>
+        <w:rPr>
+          <w:rFonts w:ascii="Times" w:hAnsi="Times" w:cs="Times"/>
+          <w:sz w:val="24"/>
+          <w:sz-cs w:val="24"/>
+          <w:b/>
+        </w:rPr>
+        <w:t xml:space="preserve">After obtaining a reliable 2Tb external storage, I can manage to save my result efficiently on my storage and analysis it from there, I’m still struggling with internet issues, the problem isn’t loading the models from hugging face, but connecting to the pip server files.pythonhosted.org in particular. I’m also reading the latest papers to make up for my absence. </w:t>
+      </w:r>
+    </w:p>
+    <w:p>
+      <w:pPr>
+        <w:spacing w:after="331"/>
+      </w:pPr>
+      <w:r>
+        <w:rPr>
+          <w:rFonts w:ascii="Times" w:hAnsi="Times" w:cs="Times"/>
+          <w:sz w:val="24"/>
+          <w:sz-cs w:val="24"/>
+          <w:b/>
+        </w:rPr>
+        <w:t xml:space="preserve">Optimised the code and working further on different files and approaches, as well as different hyperparameters,  I have also increased the size of each batch of hidden state extracted from the QWEN models, which should work out for the better with a larger external storage by reducing the number of total files. The previous approach wasn’t working where we were essentially limited by the size of each batch file created, because the size limit was 1Gb per file for Google Drive. </w:t>
+      </w:r>
+    </w:p>
+    <w:p>
+      <w:pPr>
+        <w:spacing w:after="331"/>
+      </w:pPr>
+      <w:r>
+        <w:rPr>
+          <w:rFonts w:ascii="Times" w:hAnsi="Times" w:cs="Times"/>
+          <w:sz w:val="24"/>
+          <w:sz-cs w:val="24"/>
+          <w:b/>
+        </w:rPr>
+        <w:t xml:space="preserve">I’m running the code and analysing the results along my daily job and day to day chores, but I feel like what I’m doing is kind of vague as I don’t have enough supporting evidence for my claims and just a few trial runs of one code with a few models isn’t enough. </w:t>
+      </w:r>
+    </w:p>
+    <w:p>
+      <w:pPr>
+        <w:spacing w:after="331"/>
+      </w:pPr>
+      <w:r>
+        <w:rPr>
+          <w:rFonts w:ascii="Times" w:hAnsi="Times" w:cs="Times"/>
+          <w:sz w:val="24"/>
+          <w:sz-cs w:val="24"/>
+          <w:b/>
+        </w:rPr>
+        <w:t xml:space="preserve">20/8/2026</w:t>
+      </w:r>
+    </w:p>
+    <w:p>
+      <w:pPr>
+        <w:spacing w:after="331"/>
+      </w:pPr>
+      <w:r>
+        <w:rPr>
+          <w:rFonts w:ascii="Times" w:hAnsi="Times" w:cs="Times"/>
+          <w:sz w:val="24"/>
+          <w:sz-cs w:val="24"/>
+          <w:b/>
+        </w:rPr>
+        <w:t xml:space="preserve">Managed to write a cleaner code, improved the efficiency and speed of the whole code, removed overhead data, spaces and intends, resulting in a 2-3 times faster code (generally by ignoring some data and saving only the hidden states without space Not in JSON format).  Also wrote other versions of code to extract the hidden states and analyse their results, I have also had progress with amount of information I can convey with each batch of data, everything is expressed in great detail and yet it’s possible to remove them from code with one command.  I have created a new file and folder structure and will enforce it on my entire project, should result in a readable project. </w:t>
+      </w:r>
+    </w:p>
+    <w:p>
+      <w:pPr>
+        <w:spacing w:after="331"/>
+      </w:pPr>
+      <w:r>
+        <w:rPr>
+          <w:rFonts w:ascii="Times" w:hAnsi="Times" w:cs="Times"/>
+          <w:sz w:val="24"/>
+          <w:sz-cs w:val="24"/>
+          <w:b/>
+        </w:rPr>
+        <w:t xml:space="preserve">Although I managed to increase the performance of my model, running the model on the cpu can be extremely expensive, main issue is speed, where the operations on the cpu essentially stop my Mac from doing practically anything else. Another minor issue that I faced was crashing the kernel, when overloaded kernel can crash and stop the hidden state extraction process, however I addressed the issue right away by updating my code so that it would automatically detect the previous hidden state extracted and continues from the batch it had crashed on and always creates the correct (same) output and progresses my work. </w:t>
+      </w:r>
+    </w:p>
+    <w:p>
+      <w:pPr>
+        <w:spacing w:after="331"/>
+      </w:pPr>
+      <w:r>
+        <w:rPr>
+          <w:rFonts w:ascii="Times" w:hAnsi="Times" w:cs="Times"/>
+          <w:sz w:val="24"/>
+          <w:sz-cs w:val="24"/>
+          <w:b/>
+        </w:rPr>
+        <w:t xml:space="preserve">The new modification to the code have enabled faster code runs, more efficient data (hidden state) handling and allows me to focus on relevant papers and methodologies. The code that took several weeks to create an incomplete and useless output; now can save the same output within 4-5 hours, mainly due to change of file format from .JSON to .npy, which significantly reduced the computation power needed, time spent on the task as well as the size of the output file. I’m planning on working with different datasets and models, now that I have a faster and more efficient code. it’s time to run other models and datasets on the background, while I analyse the hidden states extracted from current models and datasets. </w:t>
+      </w:r>
+    </w:p>
+    <w:p>
+      <w:pPr>
+        <w:spacing w:after="331"/>
+      </w:pPr>
+      <w:r>
+        <w:rPr>
+          <w:rFonts w:ascii="Times" w:hAnsi="Times" w:cs="Times"/>
+          <w:sz w:val="24"/>
+          <w:sz-cs w:val="24"/>
+          <w:b/>
+        </w:rPr>
+        <w:t xml:space="preserve"/>
+      </w:r>
+    </w:p>
+    <w:p>
+      <w:pPr>
+        <w:spacing w:after="331"/>
+      </w:pPr>
+      <w:r>
+        <w:rPr>
+          <w:rFonts w:ascii="Times" w:hAnsi="Times" w:cs="Times"/>
+          <w:sz w:val="24"/>
+          <w:sz-cs w:val="24"/>
+          <w:b/>
+        </w:rPr>
+        <w:t xml:space="preserve">21/8/2026</w:t>
+      </w:r>
+    </w:p>
+    <w:p>
+      <w:pPr>
+        <w:spacing w:after="331"/>
+      </w:pPr>
+      <w:r>
+        <w:rPr>
+          <w:rFonts w:ascii="Times" w:hAnsi="Times" w:cs="Times"/>
+          <w:sz w:val="24"/>
+          <w:sz-cs w:val="24"/>
+          <w:b/>
+        </w:rPr>
+        <w:t xml:space="preserve">Ran the code for the purpose of extracting the hidden state of chosen models, after failing to load the shards of larger models, I decided to expand my area of research and try to compare smaller models for now, to have different results I can compare. </w:t>
+      </w:r>
+    </w:p>
+    <w:p>
+      <w:pPr>
+        <w:spacing w:after="331"/>
+      </w:pPr>
+      <w:r>
+        <w:rPr>
+          <w:rFonts w:ascii="Times" w:hAnsi="Times" w:cs="Times"/>
+          <w:sz w:val="24"/>
+          <w:sz-cs w:val="24"/>
+          <w:b/>
+        </w:rPr>
+        <w:t xml:space="preserve">I have ran across an existing problem that I faced long ago, there is no way to run QWEN2-7b model on apple silicon 86x_64x CPU, no matter how I reconfigure the hyper parameters such as batch size, tokenisation and any other method I could think of to reduce the amount of work on CPU, but what I’m doing is computationally expensive by nature. </w:t>
+      </w:r>
+    </w:p>
+    <w:p>
+      <w:pPr>
+        <w:spacing w:after="331"/>
+      </w:pPr>
+      <w:r>
+        <w:rPr>
+          <w:rFonts w:ascii="Times" w:hAnsi="Times" w:cs="Times"/>
+          <w:sz w:val="24"/>
+          <w:sz-cs w:val="24"/>
+          <w:b/>
+        </w:rPr>
+        <w:t xml:space="preserve">I was planning on writing a new code which slightly changes the direction of my project, previously I was trying to compare the emotion learning in older and newer QWEN models to compare the performance of newer transformer in the context of emotion learning, now I’m loading 25 smaller models ranged from 0.5b to 4-5b parameter models. However since there weren’t many QWEN models, I was forced to add some light weight models for a point of comparison. Furthermore, I haven’t had a chance to talk with my supervisor recently, so the answer to is what I’m doing is still right ? (from a bigger picture) remains vague, however I have kept QWEN series as an important family of models both bundled together and for comparing in the relevant small model group (size wise). </w:t>
+      </w:r>
+    </w:p>
+    <w:p>
+      <w:pPr>
+        <w:spacing w:after="331"/>
+      </w:pPr>
+      <w:r>
+        <w:rPr>
+          <w:rFonts w:ascii="Times" w:hAnsi="Times" w:cs="Times"/>
+          <w:sz w:val="24"/>
+          <w:sz-cs w:val="24"/>
+          <w:b/>
+        </w:rPr>
+        <w:t xml:space="preserve">22/8/2026</w:t>
+      </w:r>
+    </w:p>
+    <w:p>
+      <w:pPr>
+        <w:spacing w:after="331"/>
+      </w:pPr>
+      <w:r>
+        <w:rPr>
+          <w:rFonts w:ascii="Times" w:hAnsi="Times" w:cs="Times"/>
+          <w:sz w:val="24"/>
+          <w:sz-cs w:val="24"/>
+          <w:b/>
+        </w:rPr>
+        <w:t xml:space="preserve">Ran the code for the purpose of extracting the hidden state of chosen models, after failing to load the shards of larger models, I decided to expand my area of research and try to compare smaller models for now, to have different results I can compare. </w:t>
+      </w:r>
+    </w:p>
+    <w:p>
+      <w:pPr>
+        <w:spacing w:after="331"/>
+      </w:pPr>
+      <w:r>
+        <w:rPr>
+          <w:rFonts w:ascii="Times" w:hAnsi="Times" w:cs="Times"/>
+          <w:sz w:val="24"/>
+          <w:sz-cs w:val="24"/>
+          <w:b/>
+        </w:rPr>
+        <w:t xml:space="preserve">I have ran across an existing problem that I faced long ago, there is no way to run QWEN2-7b model on apple silicon 86x_64x CPU, no matter how I reconfigure the hyper parameters such as batch size, tokenisation and any other method I could think of to reduce the amount of work on CPU, but what I’m doing is computationally expensive by nature. </w:t>
+      </w:r>
+    </w:p>
+    <w:p>
+      <w:pPr>
+        <w:spacing w:after="331"/>
+      </w:pPr>
+      <w:r>
+        <w:rPr>
+          <w:rFonts w:ascii="Times" w:hAnsi="Times" w:cs="Times"/>
+          <w:sz w:val="24"/>
+          <w:sz-cs w:val="24"/>
+          <w:b/>
+        </w:rPr>
+        <w:t xml:space="preserve">I was planning on writing a new code which slightly changes the direction of my project, previously I was trying to compare the emotion learning in older and newer QWEN models to compare the performance of newer transformer in the context of emotion learning, now I’m loading 25 smaller models ranged from 0.014b (ELECTRA) to 4-5b parameter models. However since there weren’t many QWEN models, I was forced to add some light weight models for a point of comparison. Furthermore, I haven’t had a chance to talk with my supervisor recently, so the answer to is what I’m doing is still right ? (from a bigger picture) remains vague, however I have kept QWEN series as an important family of models both bundled together and for comparing in the relevant small model group (size wise). </w:t>
+      </w:r>
+    </w:p>
+    <w:p>
+      <w:pPr>
+        <w:spacing w:after="331"/>
+      </w:pPr>
+      <w:r>
+        <w:rPr>
+          <w:rFonts w:ascii="Times" w:hAnsi="Times" w:cs="Times"/>
+          <w:sz w:val="24"/>
+          <w:sz-cs w:val="24"/>
+          <w:b/>
+        </w:rPr>
+        <w:t xml:space="preserve">23/8/2026</w:t>
+      </w:r>
+    </w:p>
+    <w:p>
+      <w:pPr>
+        <w:spacing w:after="331"/>
+      </w:pPr>
+      <w:r>
+        <w:rPr>
+          <w:rFonts w:ascii="Times" w:hAnsi="Times" w:cs="Times"/>
+          <w:sz w:val="24"/>
+          <w:sz-cs w:val="24"/>
+          <w:b/>
+        </w:rPr>
+        <w:t xml:space="preserve">I have managed to put together all the separate scripts that I was working on, as a very large main source of truth for extracting hidden states from any given model name on Hugging Face. Currently I’m using only go emotion and ISEAR datasets,  and I’m planning to add another dataset (supervisor recomndation) in a near future. However due to failure of running LLM on my computer even though I resolved the memory issue, I have decided to use smaller LM and focus on where emotion learning is happening across 25 different small language models. </w:t>
+      </w:r>
+    </w:p>
+    <w:p>
+      <w:pPr>
+        <w:spacing w:after="331"/>
+      </w:pPr>
+      <w:r>
+        <w:rPr>
+          <w:rFonts w:ascii="Times" w:hAnsi="Times" w:cs="Times"/>
+          <w:sz w:val="24"/>
+          <w:sz-cs w:val="24"/>
+          <w:b/>
+        </w:rPr>
+        <w:t xml:space="preserve">Loading and saving the hidden state of all these models over two large datasets, has been extremely hard to process without errors, specifically because each model uses different structure (encoder-only, decoder-only), configuration and NN design. This was my main problem that I had to struggle with, it’s easy to write the hugging face of the models into a list, but for a generalised code the most important process is linking the configuration of model processor and configuration of the next model ready to be processed. </w:t>
+      </w:r>
+    </w:p>
+    <w:p>
+      <w:pPr>
+        <w:spacing w:after="331"/>
+      </w:pPr>
+      <w:r>
+        <w:rPr>
+          <w:rFonts w:ascii="Times" w:hAnsi="Times" w:cs="Times"/>
+          <w:sz w:val="24"/>
+          <w:sz-cs w:val="24"/>
+          <w:b/>
+        </w:rPr>
+        <w:t xml:space="preserve">I think the code I wrote was a more efficient solution that writing 25 separate files for handling each model, the solution I came up with may be just a tool for getting the hidden states, My background of programming tells me that at the cost of endless nights the new code I wrote was a step in the right direction. However, I have been so occupied with catching up with the project that I completely forgot to save any change I make into git, I can also put the exact commit version in the logs so it would be clear what has changed and what exactly I’m talking about here. </w:t>
+      </w:r>
+    </w:p>
+    <w:p>
+      <w:pPr>
+        <w:spacing w:after="331"/>
+      </w:pPr>
+      <w:r>
+        <w:rPr>
+          <w:rFonts w:ascii="Times" w:hAnsi="Times" w:cs="Times"/>
+          <w:sz w:val="24"/>
+          <w:sz-cs w:val="24"/>
+          <w:b/>
+        </w:rPr>
+        <w:t xml:space="preserve">24/8/2026</w:t>
+      </w:r>
+    </w:p>
+    <w:p>
+      <w:pPr>
+        <w:spacing w:after="331"/>
+      </w:pPr>
+      <w:r>
+        <w:rPr>
+          <w:rFonts w:ascii="Times" w:hAnsi="Times" w:cs="Times"/>
+          <w:sz w:val="24"/>
+          <w:sz-cs w:val="24"/>
+          <w:b/>
+        </w:rPr>
+        <w:t xml:space="preserve">I red QWEN3 Technical report and QWEN Image for new models and relevant research or results close to my project. I have managed to move my code runtime and storage in my old pc with windows 7, I had problems adapting to the new environment. I managed to write a generalised version of the probing system, however I was stoped by a bottleneck, If the extractor had missed a few batches or samples or if the same problem happens while reading probs then the whole experiment becomes meaningless. </w:t>
+      </w:r>
+    </w:p>
+    <w:p>
+      <w:pPr>
+        <w:spacing w:after="331"/>
+      </w:pPr>
+      <w:r>
+        <w:rPr>
+          <w:rFonts w:ascii="Times" w:hAnsi="Times" w:cs="Times"/>
+          <w:sz w:val="24"/>
+          <w:sz-cs w:val="24"/>
+          <w:b/>
+        </w:rPr>
+        <w:t xml:space="preserve">Given this and the fact that I’m running my code on cpu and the kernel crashes often so I had to adapt to these matters via code and leaving tokens and backups to continue from where it had left off. This makes me think that the entire runtime was meaning less however it’s not the same with the clean generalised codes I have written to a certain problem, and are reusable anytime. </w:t>
+      </w:r>
+    </w:p>
+    <w:p>
+      <w:pPr>
+        <w:spacing w:after="331"/>
+      </w:pPr>
+      <w:r>
+        <w:rPr>
+          <w:rFonts w:ascii="Times" w:hAnsi="Times" w:cs="Times"/>
+          <w:sz w:val="24"/>
+          <w:sz-cs w:val="24"/>
+          <w:b/>
+        </w:rPr>
+        <w:t xml:space="preserve">My first course of action is to safeguard the result of my work, I was thinking of labelling them and giving them creative ids like hyper parameters. I will try to clean the structure of the files, I ended up with several versions of the code that are all working, I have failed to use a proper version control mainly due to limited and expensive internet but I will move on to GitHub from today on by any means. </w:t>
+      </w:r>
+    </w:p>
+    <w:p>
+      <w:pPr>
+        <w:spacing w:after="331"/>
+      </w:pPr>
+      <w:r>
+        <w:rPr>
+          <w:rFonts w:ascii="Times" w:hAnsi="Times" w:cs="Times"/>
+          <w:sz w:val="24"/>
+          <w:sz-cs w:val="24"/>
+          <w:b/>
+        </w:rPr>
+        <w:t xml:space="preserve">25/8/2026</w:t>
+      </w:r>
+    </w:p>
+    <w:p>
+      <w:pPr>
+        <w:spacing w:after="331"/>
+      </w:pPr>
+      <w:r>
+        <w:rPr>
+          <w:rFonts w:ascii="Times" w:hAnsi="Times" w:cs="Times"/>
+          <w:sz w:val="24"/>
+          <w:sz-cs w:val="24"/>
+          <w:b/>
+        </w:rPr>
+        <w:t xml:space="preserve">I have created a unified version of extract hidden states, which can also can automatically start from previous batches, repair and add the missing files, makes a unified file format for the output files with relevant metadata. With more sophisticated error handling system.  </w:t>
+      </w:r>
+    </w:p>
+    <w:p>
+      <w:pPr>
+        <w:spacing w:after="331"/>
+      </w:pPr>
+      <w:r>
+        <w:rPr>
+          <w:rFonts w:ascii="Times" w:hAnsi="Times" w:cs="Times"/>
+          <w:sz w:val="24"/>
+          <w:sz-cs w:val="24"/>
+          <w:b/>
+        </w:rPr>
+        <w:t xml:space="preserve">The code is still slow on execution (mostly computational limitations), however it successfully generalises to other models with different structure, hyper parameters and other configurations. It acts as a stand alone python script for extracting the hidden states of any model present in the hugging face platform with just a model name (while you can add any dataset you want). </w:t>
+      </w:r>
+    </w:p>
+    <w:p>
+      <w:pPr>
+        <w:spacing w:after="331"/>
+      </w:pPr>
+      <w:r>
+        <w:rPr>
+          <w:rFonts w:ascii="Times" w:hAnsi="Times" w:cs="Times"/>
+          <w:sz w:val="24"/>
+          <w:sz-cs w:val="24"/>
+          <w:b/>
+        </w:rPr>
+        <w:t xml:space="preserve">I haven’t had enough time for a proper version control scheme, I have been trying to use GitHub but I spent most of my time debugging and rerunning the extractor, analzer and probing functions.  I want to improve the code I have further since I have failed to load big QWEN models on my Mac, I’ll try to gather as much data and models as I can and take it from there. Data first. </w:t>
+      </w:r>
+    </w:p>
+    <w:p>
+      <w:pPr>
+        <w:spacing w:after="331"/>
+      </w:pPr>
+      <w:r>
+        <w:rPr>
+          <w:rFonts w:ascii="Times" w:hAnsi="Times" w:cs="Times"/>
+          <w:sz w:val="24"/>
+          <w:sz-cs w:val="24"/>
+          <w:b/>
+        </w:rPr>
+        <w:t xml:space="preserve">26/8/2026</w:t>
+      </w:r>
+    </w:p>
+    <w:p>
+      <w:pPr>
+        <w:spacing w:after="331"/>
+      </w:pPr>
+      <w:r>
+        <w:rPr>
+          <w:rFonts w:ascii="Times" w:hAnsi="Times" w:cs="Times"/>
+          <w:sz w:val="24"/>
+          <w:sz-cs w:val="24"/>
+          <w:b/>
+        </w:rPr>
+        <w:t xml:space="preserve">I have attempted to push the project to GitHub, made the analyser work more efficiently with more advanced graphs from seaborn library, continued over extracting the hidden states of the new light weight models. Red articles in my relevant area of project, compared some results.</w:t>
+      </w:r>
+    </w:p>
+    <w:p>
+      <w:pPr>
+        <w:spacing w:after="331"/>
+      </w:pPr>
+      <w:r>
+        <w:rPr>
+          <w:rFonts w:ascii="Times" w:hAnsi="Times" w:cs="Times"/>
+          <w:sz w:val="24"/>
+          <w:sz-cs w:val="24"/>
+          <w:b/>
+        </w:rPr>
+        <w:t xml:space="preserve">I have a better idea of what I should do now, and the work flow of the project is also a hole lot neater, simple but efficient implementations with advanced debugging system for the entire project and the visualisation through Jupyter notebooks really helped with the clarity of the results and the next steps needed to be taken.</w:t>
+      </w:r>
+    </w:p>
+    <w:p>
+      <w:pPr>
+        <w:spacing w:after="331"/>
+      </w:pPr>
+      <w:r>
+        <w:rPr>
+          <w:rFonts w:ascii="Times" w:hAnsi="Times" w:cs="Times"/>
+          <w:sz w:val="24"/>
+          <w:sz-cs w:val="24"/>
+          <w:b/>
+        </w:rPr>
+        <w:t xml:space="preserve">There is still a lot of room for improvement, I have to make a schema of the project with ERMs to better understand the project it self, the vague parts of it where there are gaps, identify the sections that needs to be changed and plan the next action based on it.</w:t>
+      </w:r>
+    </w:p>
+    <w:p>
+      <w:pPr>
+        <w:spacing w:after="331"/>
+      </w:pPr>
+      <w:r>
+        <w:rPr>
+          <w:rFonts w:ascii="Times" w:hAnsi="Times" w:cs="Times"/>
+          <w:sz w:val="24"/>
+          <w:sz-cs w:val="24"/>
+          <w:b/>
+        </w:rPr>
+        <w:t xml:space="preserve">26/8/2026</w:t>
+      </w:r>
+    </w:p>
+    <w:p>
+      <w:pPr>
+        <w:spacing w:after="331"/>
+      </w:pPr>
+      <w:r>
+        <w:rPr>
+          <w:rFonts w:ascii="Times" w:hAnsi="Times" w:cs="Times"/>
+          <w:sz w:val="24"/>
+          <w:sz-cs w:val="24"/>
+          <w:b/>
+        </w:rPr>
+        <w:t xml:space="preserve">-</w:t>
+      </w:r>
+    </w:p>
+    <w:p>
+      <w:pPr>
+        <w:spacing w:after="331"/>
+      </w:pPr>
+      <w:r>
+        <w:rPr>
+          <w:rFonts w:ascii="Times" w:hAnsi="Times" w:cs="Times"/>
+          <w:sz w:val="24"/>
+          <w:sz-cs w:val="24"/>
+          <w:b/>
+        </w:rPr>
+        <w:t xml:space="preserve">-</w:t>
+      </w:r>
+    </w:p>
+    <w:p>
+      <w:pPr>
+        <w:spacing w:after="331"/>
+      </w:pPr>
+      <w:r>
+        <w:rPr>
+          <w:rFonts w:ascii="Times" w:hAnsi="Times" w:cs="Times"/>
+          <w:sz w:val="24"/>
+          <w:sz-cs w:val="24"/>
+          <w:b/>
+        </w:rPr>
+        <w:t xml:space="preserve">-</w:t>
       </w:r>
     </w:p>
     <w:p>
